--- a/alfalak-ad/creative-package.docx
+++ b/alfalak-ad/creative-package.docx
@@ -7,19 +7,19 @@
         <w:tblW w:type="auto" w:w="0"/>
         <w:jc w:val="right"/>
         <w:tblBorders>
-          <w:top w:val="none" w:sz="0" w:space="0" w:color="auto"/>
-          <w:left w:val="none" w:sz="0" w:space="0" w:color="auto"/>
-          <w:bottom w:val="none" w:sz="0" w:space="0" w:color="auto"/>
-          <w:right w:val="none" w:sz="0" w:space="0" w:color="auto"/>
-          <w:insideH w:val="none" w:sz="0" w:space="0" w:color="auto"/>
-          <w:insideV w:val="none" w:sz="0" w:space="0" w:color="auto"/>
+          <w:top w:val="single" w:sz="10" w:space="0" w:color="B8892E"/>
+          <w:left w:val="single" w:sz="10" w:space="0" w:color="B8892E"/>
+          <w:bottom w:val="single" w:sz="10" w:space="0" w:color="B8892E"/>
+          <w:right w:val="single" w:sz="10" w:space="0" w:color="B8892E"/>
+          <w:insideH w:val="single" w:sz="10" w:space="0" w:color="B8892E"/>
+          <w:insideV w:val="single" w:sz="10" w:space="0" w:color="B8892E"/>
         </w:tblBorders>
         <w:tblLayout w:type="fixed"/>
         <w:tblCellMar>
-          <w:top w:w="340" w:type="dxa"/>
-          <w:bottom w:w="340" w:type="dxa"/>
-          <w:left w:w="300" w:type="dxa"/>
-          <w:right w:w="300" w:type="dxa"/>
+          <w:top w:w="360" w:type="dxa"/>
+          <w:bottom w:w="360" w:type="dxa"/>
+          <w:left w:w="320" w:type="dxa"/>
+          <w:right w:w="320" w:type="dxa"/>
         </w:tblCellMar>
         <w:tblLook w:firstColumn="1" w:firstRow="1" w:lastColumn="0" w:lastRow="0" w:noHBand="0" w:noVBand="1" w:val="04A0"/>
       </w:tblPr>
@@ -28,12 +28,12 @@
       </w:tblGrid>
       <w:tr>
         <w:trPr>
-          <w:trHeight w:val="14850" w:hRule="atLeast"/>
+          <w:trHeight w:val="14700" w:hRule="atLeast"/>
         </w:trPr>
         <w:tc>
           <w:tcPr>
             <w:tcW w:type="dxa" w:w="10091"/>
-            <w:shd w:fill="0E1A3A" w:val="clear" w:color="auto"/>
+            <w:shd w:fill="FAF5E9" w:val="clear" w:color="auto"/>
             <w:vAlign w:val="center"/>
           </w:tcPr>
           <w:p>
@@ -47,9 +47,9 @@
                 <w:rFonts w:ascii="Tahoma" w:hAnsi="Tahoma" w:cs="Tahoma"/>
                 <w:b w:val="0"/>
                 <w:i w:val="0"/>
-                <w:color w:val="E8C877"/>
-                <w:sz w:val="24"/>
-                <w:szCs w:val="24"/>
+                <w:color w:val="B8892E"/>
+                <w:sz w:val="26"/>
+                <w:szCs w:val="26"/>
                 <w:rtl/>
               </w:rPr>
               <w:t>★   ★   ★</w:t>
@@ -58,7 +58,7 @@
           <w:p>
             <w:pPr>
               <w:bidi/>
-              <w:spacing w:after="120" w:before="0" w:line="324" w:lineRule="auto"/>
+              <w:spacing w:after="160" w:before="0" w:line="324" w:lineRule="auto"/>
               <w:jc w:val="center"/>
             </w:pPr>
             <w:r>
@@ -66,7 +66,7 @@
                 <w:rFonts w:ascii="Tahoma" w:hAnsi="Tahoma" w:cs="Tahoma"/>
                 <w:b/>
                 <w:i w:val="0"/>
-                <w:color w:val="E8C877"/>
+                <w:color w:val="B8892E"/>
                 <w:sz w:val="24"/>
                 <w:szCs w:val="24"/>
                 <w:rtl/>
@@ -85,7 +85,7 @@
                 <w:rFonts w:ascii="Tahoma" w:hAnsi="Tahoma" w:cs="Tahoma"/>
                 <w:b/>
                 <w:i w:val="0"/>
-                <w:color w:val="FFFFFF"/>
+                <w:color w:val="0E1A3A"/>
                 <w:sz w:val="80"/>
                 <w:szCs w:val="80"/>
                 <w:rtl/>
@@ -96,7 +96,7 @@
           <w:p>
             <w:pPr>
               <w:bidi/>
-              <w:spacing w:after="400" w:before="0" w:line="324" w:lineRule="auto"/>
+              <w:spacing w:after="440" w:before="0" w:line="324" w:lineRule="auto"/>
               <w:jc w:val="center"/>
             </w:pPr>
             <w:r>
@@ -104,7 +104,7 @@
                 <w:rFonts w:ascii="Tahoma" w:hAnsi="Tahoma" w:cs="Tahoma"/>
                 <w:b/>
                 <w:i w:val="0"/>
-                <w:color w:val="E8C877"/>
+                <w:color w:val="B8892E"/>
                 <w:sz w:val="34"/>
                 <w:szCs w:val="34"/>
                 <w:rtl/>
@@ -123,7 +123,7 @@
                 <w:rFonts w:ascii="Tahoma" w:hAnsi="Tahoma" w:cs="Tahoma"/>
                 <w:b w:val="0"/>
                 <w:i w:val="0"/>
-                <w:color w:val="D7DEF2"/>
+                <w:color w:val="1B2340"/>
                 <w:sz w:val="25"/>
                 <w:szCs w:val="25"/>
                 <w:rtl/>
@@ -134,7 +134,7 @@
           <w:p>
             <w:pPr>
               <w:bidi/>
-              <w:spacing w:after="480" w:before="0" w:line="360" w:lineRule="auto"/>
+              <w:spacing w:after="520" w:before="0" w:line="360" w:lineRule="auto"/>
               <w:jc w:val="center"/>
             </w:pPr>
             <w:r>
@@ -142,7 +142,7 @@
                 <w:rFonts w:ascii="Tahoma" w:hAnsi="Tahoma" w:cs="Tahoma"/>
                 <w:b w:val="0"/>
                 <w:i w:val="0"/>
-                <w:color w:val="D7DEF2"/>
+                <w:color w:val="1B2340"/>
                 <w:sz w:val="25"/>
                 <w:szCs w:val="25"/>
                 <w:rtl/>
@@ -155,30 +155,30 @@
               <w:tblW w:type="auto" w:w="0"/>
               <w:jc w:val="center"/>
               <w:tblBorders>
-                <w:top w:val="none" w:sz="0" w:space="0" w:color="auto"/>
-                <w:left w:val="none" w:sz="0" w:space="0" w:color="auto"/>
-                <w:bottom w:val="none" w:sz="0" w:space="0" w:color="auto"/>
-                <w:right w:val="none" w:sz="0" w:space="0" w:color="auto"/>
-                <w:insideH w:val="none" w:sz="0" w:space="0" w:color="auto"/>
-                <w:insideV w:val="none" w:sz="0" w:space="0" w:color="auto"/>
+                <w:top w:val="single" w:sz="12" w:space="0" w:color="0E1A3A"/>
+                <w:left w:val="single" w:sz="12" w:space="0" w:color="0E1A3A"/>
+                <w:bottom w:val="single" w:sz="12" w:space="0" w:color="0E1A3A"/>
+                <w:right w:val="single" w:sz="12" w:space="0" w:color="0E1A3A"/>
+                <w:insideH w:val="single" w:sz="12" w:space="0" w:color="0E1A3A"/>
+                <w:insideV w:val="single" w:sz="12" w:space="0" w:color="0E1A3A"/>
               </w:tblBorders>
               <w:tblLayout w:type="fixed"/>
               <w:tblCellMar>
-                <w:top w:w="150" w:type="dxa"/>
-                <w:bottom w:w="150" w:type="dxa"/>
-                <w:left w:w="180" w:type="dxa"/>
-                <w:right w:w="180" w:type="dxa"/>
+                <w:top w:w="160" w:type="dxa"/>
+                <w:bottom w:w="160" w:type="dxa"/>
+                <w:left w:w="190" w:type="dxa"/>
+                <w:right w:w="190" w:type="dxa"/>
               </w:tblCellMar>
               <w:tblLook w:firstColumn="1" w:firstRow="1" w:lastColumn="0" w:lastRow="0" w:noHBand="0" w:noVBand="1" w:val="04A0"/>
             </w:tblPr>
             <w:tblGrid>
-              <w:gridCol w:w="8503"/>
+              <w:gridCol w:w="8617"/>
             </w:tblGrid>
             <w:tr>
               <w:tc>
                 <w:tcPr>
-                  <w:tcW w:type="dxa" w:w="8504"/>
-                  <w:shd w:fill="16244C" w:val="clear" w:color="auto"/>
+                  <w:tcW w:type="dxa" w:w="8617"/>
+                  <w:shd w:fill="EDF0F8" w:val="clear" w:color="auto"/>
                 </w:tcPr>
                 <w:p/>
                 <w:p>
@@ -192,7 +192,7 @@
                       <w:rFonts w:ascii="Tahoma" w:hAnsi="Tahoma" w:cs="Tahoma"/>
                       <w:b/>
                       <w:i w:val="0"/>
-                      <w:color w:val="E8C877"/>
+                      <w:color w:val="B8892E"/>
                       <w:sz w:val="20"/>
                       <w:szCs w:val="20"/>
                       <w:rtl/>
@@ -211,7 +211,7 @@
                       <w:rFonts w:ascii="Tahoma" w:hAnsi="Tahoma" w:cs="Tahoma"/>
                       <w:b/>
                       <w:i w:val="0"/>
-                      <w:color w:val="FFFFFF"/>
+                      <w:color w:val="0E1A3A"/>
                       <w:sz w:val="28"/>
                       <w:szCs w:val="28"/>
                       <w:rtl/>
@@ -226,7 +226,7 @@
           <w:p>
             <w:pPr>
               <w:bidi/>
-              <w:spacing w:after="440" w:before="360" w:line="324" w:lineRule="auto"/>
+              <w:spacing w:after="480" w:before="400" w:line="324" w:lineRule="auto"/>
               <w:jc w:val="center"/>
             </w:pPr>
             <w:r>
@@ -253,7 +253,7 @@
                 <w:rFonts w:ascii="Tahoma" w:hAnsi="Tahoma" w:cs="Tahoma"/>
                 <w:b w:val="0"/>
                 <w:i w:val="0"/>
-                <w:color w:val="C7CFE6"/>
+                <w:color w:val="5B6478"/>
                 <w:sz w:val="22"/>
                 <w:szCs w:val="22"/>
                 <w:rtl/>
@@ -1210,7 +1210,7 @@
         <w:tc>
           <w:tcPr>
             <w:tcW w:type="dxa" w:w="567"/>
-            <w:shd w:fill="0E1A3A" w:val="clear" w:color="auto"/>
+            <w:shd w:fill="EFE3C2" w:val="clear" w:color="auto"/>
             <w:vAlign w:val="center"/>
           </w:tcPr>
           <w:p>
@@ -1224,7 +1224,7 @@
                 <w:rFonts w:ascii="Tahoma" w:hAnsi="Tahoma" w:cs="Tahoma"/>
                 <w:b/>
                 <w:i w:val="0"/>
-                <w:color w:val="FFFFFF"/>
+                <w:color w:val="0E1A3A"/>
                 <w:sz w:val="19"/>
                 <w:szCs w:val="19"/>
                 <w:rtl/>
@@ -1236,7 +1236,7 @@
         <w:tc>
           <w:tcPr>
             <w:tcW w:type="dxa" w:w="2665"/>
-            <w:shd w:fill="0E1A3A" w:val="clear" w:color="auto"/>
+            <w:shd w:fill="EFE3C2" w:val="clear" w:color="auto"/>
             <w:vAlign w:val="center"/>
           </w:tcPr>
           <w:p>
@@ -1250,7 +1250,7 @@
                 <w:rFonts w:ascii="Tahoma" w:hAnsi="Tahoma" w:cs="Tahoma"/>
                 <w:b/>
                 <w:i w:val="0"/>
-                <w:color w:val="FFFFFF"/>
+                <w:color w:val="0E1A3A"/>
                 <w:sz w:val="19"/>
                 <w:szCs w:val="19"/>
                 <w:rtl/>
@@ -1262,7 +1262,7 @@
         <w:tc>
           <w:tcPr>
             <w:tcW w:type="dxa" w:w="3572"/>
-            <w:shd w:fill="0E1A3A" w:val="clear" w:color="auto"/>
+            <w:shd w:fill="EFE3C2" w:val="clear" w:color="auto"/>
             <w:vAlign w:val="center"/>
           </w:tcPr>
           <w:p>
@@ -1276,7 +1276,7 @@
                 <w:rFonts w:ascii="Tahoma" w:hAnsi="Tahoma" w:cs="Tahoma"/>
                 <w:b/>
                 <w:i w:val="0"/>
-                <w:color w:val="FFFFFF"/>
+                <w:color w:val="0E1A3A"/>
                 <w:sz w:val="19"/>
                 <w:szCs w:val="19"/>
                 <w:rtl/>
@@ -1288,7 +1288,7 @@
         <w:tc>
           <w:tcPr>
             <w:tcW w:type="dxa" w:w="2268"/>
-            <w:shd w:fill="0E1A3A" w:val="clear" w:color="auto"/>
+            <w:shd w:fill="EFE3C2" w:val="clear" w:color="auto"/>
             <w:vAlign w:val="center"/>
           </w:tcPr>
           <w:p>
@@ -1302,7 +1302,7 @@
                 <w:rFonts w:ascii="Tahoma" w:hAnsi="Tahoma" w:cs="Tahoma"/>
                 <w:b/>
                 <w:i w:val="0"/>
-                <w:color w:val="FFFFFF"/>
+                <w:color w:val="0E1A3A"/>
                 <w:sz w:val="19"/>
                 <w:szCs w:val="19"/>
                 <w:rtl/>
@@ -1314,7 +1314,7 @@
         <w:tc>
           <w:tcPr>
             <w:tcW w:type="dxa" w:w="1020"/>
-            <w:shd w:fill="0E1A3A" w:val="clear" w:color="auto"/>
+            <w:shd w:fill="EFE3C2" w:val="clear" w:color="auto"/>
             <w:vAlign w:val="center"/>
           </w:tcPr>
           <w:p>
@@ -1328,7 +1328,7 @@
                 <w:rFonts w:ascii="Tahoma" w:hAnsi="Tahoma" w:cs="Tahoma"/>
                 <w:b/>
                 <w:i w:val="0"/>
-                <w:color w:val="FFFFFF"/>
+                <w:color w:val="0E1A3A"/>
                 <w:sz w:val="19"/>
                 <w:szCs w:val="19"/>
                 <w:rtl/>
@@ -3732,17 +3732,17 @@
         <w:tblW w:type="auto" w:w="0"/>
         <w:jc w:val="right"/>
         <w:tblBorders>
-          <w:top w:val="none" w:sz="0" w:space="0" w:color="auto"/>
-          <w:left w:val="none" w:sz="0" w:space="0" w:color="auto"/>
-          <w:bottom w:val="none" w:sz="0" w:space="0" w:color="auto"/>
-          <w:right w:val="none" w:sz="0" w:space="0" w:color="auto"/>
-          <w:insideH w:val="none" w:sz="0" w:space="0" w:color="auto"/>
-          <w:insideV w:val="none" w:sz="0" w:space="0" w:color="auto"/>
+          <w:top w:val="single" w:sz="14" w:space="0" w:color="B8892E"/>
+          <w:left w:val="single" w:sz="14" w:space="0" w:color="B8892E"/>
+          <w:bottom w:val="single" w:sz="14" w:space="0" w:color="B8892E"/>
+          <w:right w:val="single" w:sz="14" w:space="0" w:color="B8892E"/>
+          <w:insideH w:val="single" w:sz="14" w:space="0" w:color="B8892E"/>
+          <w:insideV w:val="single" w:sz="14" w:space="0" w:color="B8892E"/>
         </w:tblBorders>
         <w:tblLayout w:type="fixed"/>
         <w:tblCellMar>
-          <w:top w:w="280" w:type="dxa"/>
-          <w:bottom w:w="280" w:type="dxa"/>
+          <w:top w:w="300" w:type="dxa"/>
+          <w:bottom w:w="300" w:type="dxa"/>
           <w:left w:w="260" w:type="dxa"/>
           <w:right w:w="260" w:type="dxa"/>
         </w:tblCellMar>
@@ -3755,7 +3755,7 @@
         <w:tc>
           <w:tcPr>
             <w:tcW w:type="dxa" w:w="10091"/>
-            <w:shd w:fill="0E1A3A" w:val="clear" w:color="auto"/>
+            <w:shd w:fill="FAF5E9" w:val="clear" w:color="auto"/>
             <w:vAlign w:val="center"/>
           </w:tcPr>
           <w:p/>
@@ -3770,7 +3770,7 @@
                 <w:rFonts w:ascii="Tahoma" w:hAnsi="Tahoma" w:cs="Tahoma"/>
                 <w:b/>
                 <w:i w:val="0"/>
-                <w:color w:val="E8C877"/>
+                <w:color w:val="B8892E"/>
                 <w:sz w:val="32"/>
                 <w:szCs w:val="32"/>
                 <w:rtl/>
@@ -3789,7 +3789,7 @@
                 <w:rFonts w:ascii="Tahoma" w:hAnsi="Tahoma" w:cs="Tahoma"/>
                 <w:b/>
                 <w:i w:val="0"/>
-                <w:color w:val="FFFFFF"/>
+                <w:color w:val="0E1A3A"/>
                 <w:sz w:val="44"/>
                 <w:szCs w:val="44"/>
                 <w:rtl/>
@@ -3808,7 +3808,7 @@
                 <w:rFonts w:ascii="Tahoma" w:hAnsi="Tahoma" w:cs="Tahoma"/>
                 <w:b/>
                 <w:i w:val="0"/>
-                <w:color w:val="E8C877"/>
+                <w:color w:val="B8892E"/>
                 <w:sz w:val="26"/>
                 <w:szCs w:val="26"/>
                 <w:rtl/>
@@ -3827,7 +3827,7 @@
                 <w:rFonts w:ascii="Tahoma" w:hAnsi="Tahoma" w:cs="Tahoma"/>
                 <w:b w:val="0"/>
                 <w:i w:val="0"/>
-                <w:color w:val="C7CFE6"/>
+                <w:color w:val="1B2340"/>
                 <w:sz w:val="23"/>
                 <w:szCs w:val="23"/>
                 <w:rtl/>

--- a/alfalak-ad/creative-package.docx
+++ b/alfalak-ad/creative-package.docx
@@ -1101,7 +1101,7 @@
           <w:szCs w:val="19"/>
           <w:rtl/>
         </w:rPr>
-        <w:t>عمودي 9:16 · إيقاع سريع</w:t>
+        <w:t>عمودي 9:16 · تشويق متصاعد، كله خطّافات</w:t>
       </w:r>
     </w:p>
     <w:p>
@@ -1120,7 +1120,7 @@
           <w:szCs w:val="31"/>
           <w:rtl/>
         </w:rPr>
-        <w:t>السيناريو — لوحة قصصية (٣٠ ثانية)</w:t>
+        <w:t>السيناريو — لوحة قصصية (٣٢ ثانية)</w:t>
       </w:r>
     </w:p>
     <w:tbl>
@@ -1385,7 +1385,7 @@
                 <w:szCs w:val="18"/>
                 <w:rtl/>
               </w:rPr>
-              <w:t>خطّاف: يدٌ صغيرة تدفع ورقة «خطاب استقالة» على المكتب (لقطة قريبة جداً).</w:t>
+              <w:t>افتتاح صادم: يدٌ صغيرة تضع ورقة «استقالة» على مكتب المديرة، ووجهها يتجمّد (لقطة قريبة جداً).</w:t>
             </w:r>
           </w:p>
         </w:tc>
@@ -1435,7 +1435,7 @@
                 <w:szCs w:val="18"/>
                 <w:rtl/>
               </w:rPr>
-              <w:t>طفل عمره ١٠ سنوات… قدّم استقالته من مدرسته</w:t>
+              <w:t>طفل بالصف الرابع… سلّم المديرة هذي الورقة</w:t>
             </w:r>
           </w:p>
         </w:tc>
@@ -1514,7 +1514,7 @@
                 <w:szCs w:val="18"/>
                 <w:rtl/>
               </w:rPr>
-              <w:t>المديرة تمسك الورقة وتكتم ابتسامتها وتنظر إليه بحنان.</w:t>
+              <w:t>المديرة تسأل؛ الطفل بثقة الكبار يُخرج ورقة ثانية (استمارة معبّأة مسبقاً).</w:t>
             </w:r>
           </w:p>
         </w:tc>
@@ -1540,7 +1540,7 @@
                 <w:szCs w:val="18"/>
                 <w:rtl/>
               </w:rPr>
-              <w:t>المديرة: «ليش يا ولدي؟»</w:t>
+              <w:t>المديرة: «ليش يا ولدي؟» — الطفل: «قرار مدروس يا أستاذة.»</w:t>
             </w:r>
           </w:p>
         </w:tc>
@@ -1566,7 +1566,7 @@
                 <w:szCs w:val="18"/>
                 <w:rtl/>
               </w:rPr>
-              <w:t>—</w:t>
+              <w:t>وطلّع ورقة ثانية…</w:t>
             </w:r>
           </w:p>
         </w:tc>
@@ -1644,7 +1644,7 @@
                 <w:szCs w:val="18"/>
                 <w:rtl/>
               </w:rPr>
-              <w:t>الطفل واقفٌ بثقة، حقيبته على كتفه، يقلّد الكبار بجديّة.</w:t>
+              <w:t>يكشف وجهته؛ المديرة توقّع بابتسامة فخرٍ ولا تجادل.</w:t>
             </w:r>
           </w:p>
         </w:tc>
@@ -1669,7 +1669,7 @@
                 <w:szCs w:val="18"/>
                 <w:rtl/>
               </w:rPr>
-              <w:t>الطفل: «بكل احترام يا أستاذة… قرّرت أكمّل مشواري في مدارس الفلك المنير.»</w:t>
+              <w:t>الطفل: «حوّلت أوراقي لمدارس الفلك المنير.» — المديرة: «الله يوفّقك يا بطل.»</w:t>
             </w:r>
           </w:p>
         </w:tc>
@@ -1719,7 +1719,7 @@
                 <w:szCs w:val="18"/>
                 <w:rtl/>
               </w:rPr>
-              <w:t>6–11s</w:t>
+              <w:t>6–9s</w:t>
             </w:r>
           </w:p>
         </w:tc>
@@ -1773,7 +1773,7 @@
                 <w:szCs w:val="18"/>
                 <w:rtl/>
               </w:rPr>
-              <w:t>لقطة/عكسية؛ يجيب بصدقٍ طفولي (النصّ قابل للتخصيص بمميزاتكم).</w:t>
+              <w:t>قطع سريع (كسر إيقاع): يخرج من البوابة بخطى واثقة، الحقيبة على كتفه.</w:t>
             </w:r>
           </w:p>
         </w:tc>
@@ -1799,7 +1799,7 @@
                 <w:szCs w:val="18"/>
                 <w:rtl/>
               </w:rPr>
-              <w:t>المديرة: «وليش الفلك المنير؟» — الطفل: «لأنهم ما يعلّموني عشان الاختبار بس… يعلّموني ديني وأخلاقي، ويخلّوني أحب أروح المدرسة كل يوم.»</w:t>
+              <w:t>(الموسيقى تبدأ بالتصاعد)</w:t>
             </w:r>
           </w:p>
         </w:tc>
@@ -1825,7 +1825,7 @@
                 <w:szCs w:val="18"/>
                 <w:rtl/>
               </w:rPr>
-              <w:t>✔ قرآن · ✔ قيم · ✔ تميّز</w:t>
+              <w:t>وين رايح؟…</w:t>
             </w:r>
           </w:p>
         </w:tc>
@@ -1851,7 +1851,7 @@
                 <w:szCs w:val="18"/>
                 <w:rtl/>
               </w:rPr>
-              <w:t>11–18s</w:t>
+              <w:t>9–11s</w:t>
             </w:r>
           </w:p>
         </w:tc>
@@ -1903,7 +1903,7 @@
                 <w:szCs w:val="18"/>
                 <w:rtl/>
               </w:rPr>
-              <w:t>المديرة توقّع الورقة بابتسامة فخر.</w:t>
+              <w:t>الاستقبال والتسجيل: المديرة الجديدة تستقبله في مكتبها بحفاوة وتطبع بطاقته.</w:t>
             </w:r>
           </w:p>
         </w:tc>
@@ -1928,7 +1928,7 @@
                 <w:szCs w:val="18"/>
                 <w:rtl/>
               </w:rPr>
-              <w:t>المديرة: «تمام يا بطل… الله يوفّقك.»</w:t>
+              <w:t>المديرة الجديدة: «تم تسجيلك في مدارس الفلك المنير… كنّا ننتظرك.»</w:t>
             </w:r>
           </w:p>
         </w:tc>
@@ -1953,7 +1953,7 @@
                 <w:szCs w:val="18"/>
                 <w:rtl/>
               </w:rPr>
-              <w:t>—</w:t>
+              <w:t>هنا بدأت الحكاية…</w:t>
             </w:r>
           </w:p>
         </w:tc>
@@ -1978,7 +1978,7 @@
                 <w:szCs w:val="18"/>
                 <w:rtl/>
               </w:rPr>
-              <w:t>18–20s</w:t>
+              <w:t>11–16s</w:t>
             </w:r>
           </w:p>
         </w:tc>
@@ -2032,7 +2032,7 @@
                 <w:szCs w:val="18"/>
                 <w:rtl/>
               </w:rPr>
-              <w:t>قطع إلى بوابة الفلك المنير المضيئة؛ المشرفة تستقبله بترحاب ودفء.</w:t>
+              <w:t>المشرفة تمشي معه في ممرٍ مضيء نحو الفصل، الكاميرا خلفهما، وتمسك مقبض الباب.</w:t>
             </w:r>
           </w:p>
         </w:tc>
@@ -2058,7 +2058,7 @@
                 <w:szCs w:val="18"/>
                 <w:rtl/>
               </w:rPr>
-              <w:t>المشرفة: «حيّاك الله في الفلك المنير»</w:t>
+              <w:t>المشرفة: «تعال… خلّني أوريك صفّك.»</w:t>
             </w:r>
           </w:p>
         </w:tc>
@@ -2084,7 +2084,7 @@
                 <w:szCs w:val="18"/>
                 <w:rtl/>
               </w:rPr>
-              <w:t>—</w:t>
+              <w:t>وخلف هذا الباب…</w:t>
             </w:r>
           </w:p>
         </w:tc>
@@ -2110,7 +2110,7 @@
                 <w:szCs w:val="18"/>
                 <w:rtl/>
               </w:rPr>
-              <w:t>20–24s</w:t>
+              <w:t>16–21s</w:t>
             </w:r>
           </w:p>
         </w:tc>
@@ -2162,7 +2162,7 @@
                 <w:szCs w:val="18"/>
                 <w:rtl/>
               </w:rPr>
-              <w:t>يفتح باب الفصل فينسكب نورٌ دافئ؛ لقطة قريبة: ابتسامةٌ تكبر… وتكبر.</w:t>
+              <w:t>يُفتح الباب فينسكب نورٌ دافئ؛ فصلٌ مرتّب، معلّم وطلاب يرحّبون.</w:t>
             </w:r>
           </w:p>
         </w:tc>
@@ -2187,7 +2187,7 @@
                 <w:szCs w:val="18"/>
                 <w:rtl/>
               </w:rPr>
-              <w:t>موسيقى تتصاعد + همسة أطفال يرحّبون.</w:t>
+              <w:t>(همسة ترحيب + الموسيقى تعلو)</w:t>
             </w:r>
           </w:p>
         </w:tc>
@@ -2237,7 +2237,7 @@
                 <w:szCs w:val="18"/>
                 <w:rtl/>
               </w:rPr>
-              <w:t>24–27s</w:t>
+              <w:t>21–24s</w:t>
             </w:r>
           </w:p>
         </w:tc>
@@ -2291,7 +2291,7 @@
                 <w:szCs w:val="18"/>
                 <w:rtl/>
               </w:rPr>
-              <w:t>يُغلق الباب، الكاميرا ترتفع فوق المدرسة.</w:t>
+              <w:t>لقطة قريبة على وجهه: ابتسامةٌ تكبر… وضحكةٌ صادقة لأنه صار من الفلك المنير.</w:t>
             </w:r>
           </w:p>
         </w:tc>
@@ -2317,7 +2317,7 @@
                 <w:szCs w:val="18"/>
                 <w:rtl/>
               </w:rPr>
-              <w:t>VO: «حين يختار طفلك مدرسته بنفسه… تعرف أنك في المكان الصحيح.»</w:t>
+              <w:t>(ذروة الموسيقى)</w:t>
             </w:r>
           </w:p>
         </w:tc>
@@ -2343,7 +2343,7 @@
                 <w:szCs w:val="18"/>
                 <w:rtl/>
               </w:rPr>
-              <w:t>العدد محدود — سجّل الآن · alfalakalmuneer.com</w:t>
+              <w:t>هذي الابتسامة… ما تنشرى</w:t>
             </w:r>
           </w:p>
         </w:tc>
@@ -2369,12 +2369,775 @@
                 <w:szCs w:val="18"/>
                 <w:rtl/>
               </w:rPr>
+              <w:t>24–27s</w:t>
+            </w:r>
+          </w:p>
+        </w:tc>
+      </w:tr>
+      <w:tr>
+        <w:tc>
+          <w:tcPr>
+            <w:tcW w:type="dxa" w:w="567"/>
+            <w:vAlign w:val="center"/>
+          </w:tcPr>
+          <w:p>
+            <w:pPr>
+              <w:bidi/>
+              <w:spacing w:after="20" w:before="20" w:line="312" w:lineRule="auto"/>
+              <w:jc w:val="center"/>
+            </w:pPr>
+            <w:r>
+              <w:rPr>
+                <w:rFonts w:ascii="Tahoma" w:hAnsi="Tahoma" w:cs="Tahoma"/>
+                <w:b/>
+                <w:i w:val="0"/>
+                <w:color w:val="0E1A3A"/>
+                <w:sz w:val="18"/>
+                <w:szCs w:val="18"/>
+                <w:rtl/>
+              </w:rPr>
+              <w:t>٩</w:t>
+            </w:r>
+          </w:p>
+        </w:tc>
+        <w:tc>
+          <w:tcPr>
+            <w:tcW w:type="dxa" w:w="2665"/>
+            <w:vAlign w:val="center"/>
+          </w:tcPr>
+          <w:p>
+            <w:pPr>
+              <w:bidi/>
+              <w:spacing w:after="20" w:before="20" w:line="312" w:lineRule="auto"/>
+              <w:jc w:val="right"/>
+            </w:pPr>
+            <w:r>
+              <w:rPr>
+                <w:rFonts w:ascii="Tahoma" w:hAnsi="Tahoma" w:cs="Tahoma"/>
+                <w:b w:val="0"/>
+                <w:i w:val="0"/>
+                <w:color w:val="1B2340"/>
+                <w:sz w:val="18"/>
+                <w:szCs w:val="18"/>
+                <w:rtl/>
+              </w:rPr>
+              <w:t>الكاميرا ترتفع فوق المدرسة، يُغلق الباب بهدوء؛ وبطاقة على الباب.</w:t>
+            </w:r>
+          </w:p>
+        </w:tc>
+        <w:tc>
+          <w:tcPr>
+            <w:tcW w:type="dxa" w:w="3572"/>
+            <w:vAlign w:val="center"/>
+          </w:tcPr>
+          <w:p>
+            <w:pPr>
+              <w:bidi/>
+              <w:spacing w:after="20" w:before="20" w:line="312" w:lineRule="auto"/>
+              <w:jc w:val="right"/>
+            </w:pPr>
+            <w:r>
+              <w:rPr>
+                <w:rFonts w:ascii="Tahoma" w:hAnsi="Tahoma" w:cs="Tahoma"/>
+                <w:b w:val="0"/>
+                <w:i w:val="0"/>
+                <w:color w:val="1B2340"/>
+                <w:sz w:val="18"/>
+                <w:szCs w:val="18"/>
+                <w:rtl/>
+              </w:rPr>
+              <w:t>VO: «حين يختار طفلك مدرسته بنفسه… تعرف أنك في المكان الصحيح.»</w:t>
+            </w:r>
+          </w:p>
+        </w:tc>
+        <w:tc>
+          <w:tcPr>
+            <w:tcW w:type="dxa" w:w="2268"/>
+            <w:vAlign w:val="center"/>
+          </w:tcPr>
+          <w:p>
+            <w:pPr>
+              <w:bidi/>
+              <w:spacing w:after="20" w:before="20" w:line="312" w:lineRule="auto"/>
+              <w:jc w:val="right"/>
+            </w:pPr>
+            <w:r>
+              <w:rPr>
+                <w:rFonts w:ascii="Tahoma" w:hAnsi="Tahoma" w:cs="Tahoma"/>
+                <w:b w:val="0"/>
+                <w:i w:val="0"/>
+                <w:color w:val="1B2340"/>
+                <w:sz w:val="18"/>
+                <w:szCs w:val="18"/>
+                <w:rtl/>
+              </w:rPr>
+              <w:t>العدد محدود — سجّل الآن · alfalakalmuneer.com</w:t>
+            </w:r>
+          </w:p>
+        </w:tc>
+        <w:tc>
+          <w:tcPr>
+            <w:tcW w:type="dxa" w:w="1020"/>
+            <w:vAlign w:val="center"/>
+          </w:tcPr>
+          <w:p>
+            <w:pPr>
+              <w:bidi/>
+              <w:spacing w:after="20" w:before="20" w:line="312" w:lineRule="auto"/>
+              <w:jc w:val="center"/>
+            </w:pPr>
+            <w:r>
+              <w:rPr>
+                <w:rFonts w:ascii="Tahoma" w:hAnsi="Tahoma" w:cs="Tahoma"/>
+                <w:b w:val="0"/>
+                <w:i w:val="0"/>
+                <w:color w:val="1B2340"/>
+                <w:sz w:val="18"/>
+                <w:szCs w:val="18"/>
+                <w:rtl/>
+              </w:rPr>
               <w:t>27–30s</w:t>
             </w:r>
           </w:p>
         </w:tc>
       </w:tr>
+      <w:tr>
+        <w:tc>
+          <w:tcPr>
+            <w:tcW w:type="dxa" w:w="567"/>
+            <w:shd w:fill="F5F7FB" w:val="clear" w:color="auto"/>
+            <w:vAlign w:val="center"/>
+          </w:tcPr>
+          <w:p>
+            <w:pPr>
+              <w:bidi/>
+              <w:spacing w:after="20" w:before="20" w:line="312" w:lineRule="auto"/>
+              <w:jc w:val="center"/>
+            </w:pPr>
+            <w:r>
+              <w:rPr>
+                <w:rFonts w:ascii="Tahoma" w:hAnsi="Tahoma" w:cs="Tahoma"/>
+                <w:b/>
+                <w:i w:val="0"/>
+                <w:color w:val="0E1A3A"/>
+                <w:sz w:val="18"/>
+                <w:szCs w:val="18"/>
+                <w:rtl/>
+              </w:rPr>
+              <w:t>١٠</w:t>
+            </w:r>
+          </w:p>
+        </w:tc>
+        <w:tc>
+          <w:tcPr>
+            <w:tcW w:type="dxa" w:w="2665"/>
+            <w:shd w:fill="F5F7FB" w:val="clear" w:color="auto"/>
+            <w:vAlign w:val="center"/>
+          </w:tcPr>
+          <w:p>
+            <w:pPr>
+              <w:bidi/>
+              <w:spacing w:after="20" w:before="20" w:line="312" w:lineRule="auto"/>
+              <w:jc w:val="right"/>
+            </w:pPr>
+            <w:r>
+              <w:rPr>
+                <w:rFonts w:ascii="Tahoma" w:hAnsi="Tahoma" w:cs="Tahoma"/>
+                <w:b w:val="0"/>
+                <w:i w:val="0"/>
+                <w:color w:val="1B2340"/>
+                <w:sz w:val="18"/>
+                <w:szCs w:val="18"/>
+                <w:rtl/>
+              </w:rPr>
+              <w:t>مفاجأة ختامية: عند المدرسة القديمة، طفلٌ آخر يقف حاملاً ورقته «استقالة» ويغمز للكاميرا.</w:t>
+            </w:r>
+          </w:p>
+        </w:tc>
+        <w:tc>
+          <w:tcPr>
+            <w:tcW w:type="dxa" w:w="3572"/>
+            <w:shd w:fill="F5F7FB" w:val="clear" w:color="auto"/>
+            <w:vAlign w:val="center"/>
+          </w:tcPr>
+          <w:p>
+            <w:pPr>
+              <w:bidi/>
+              <w:spacing w:after="20" w:before="20" w:line="312" w:lineRule="auto"/>
+              <w:jc w:val="right"/>
+            </w:pPr>
+            <w:r>
+              <w:rPr>
+                <w:rFonts w:ascii="Tahoma" w:hAnsi="Tahoma" w:cs="Tahoma"/>
+                <w:b w:val="0"/>
+                <w:i w:val="0"/>
+                <w:color w:val="1B2340"/>
+                <w:sz w:val="18"/>
+                <w:szCs w:val="18"/>
+                <w:rtl/>
+              </w:rPr>
+              <w:t>(نغمة طريفة قصيرة)</w:t>
+            </w:r>
+          </w:p>
+        </w:tc>
+        <w:tc>
+          <w:tcPr>
+            <w:tcW w:type="dxa" w:w="2268"/>
+            <w:shd w:fill="F5F7FB" w:val="clear" w:color="auto"/>
+            <w:vAlign w:val="center"/>
+          </w:tcPr>
+          <w:p>
+            <w:pPr>
+              <w:bidi/>
+              <w:spacing w:after="20" w:before="20" w:line="312" w:lineRule="auto"/>
+              <w:jc w:val="right"/>
+            </w:pPr>
+            <w:r>
+              <w:rPr>
+                <w:rFonts w:ascii="Tahoma" w:hAnsi="Tahoma" w:cs="Tahoma"/>
+                <w:b w:val="0"/>
+                <w:i w:val="0"/>
+                <w:color w:val="1B2340"/>
+                <w:sz w:val="18"/>
+                <w:szCs w:val="18"/>
+                <w:rtl/>
+              </w:rPr>
+              <w:t>مين التالي؟ · التسجيل مفتوح</w:t>
+            </w:r>
+          </w:p>
+        </w:tc>
+        <w:tc>
+          <w:tcPr>
+            <w:tcW w:type="dxa" w:w="1020"/>
+            <w:shd w:fill="F5F7FB" w:val="clear" w:color="auto"/>
+            <w:vAlign w:val="center"/>
+          </w:tcPr>
+          <w:p>
+            <w:pPr>
+              <w:bidi/>
+              <w:spacing w:after="20" w:before="20" w:line="312" w:lineRule="auto"/>
+              <w:jc w:val="center"/>
+            </w:pPr>
+            <w:r>
+              <w:rPr>
+                <w:rFonts w:ascii="Tahoma" w:hAnsi="Tahoma" w:cs="Tahoma"/>
+                <w:b w:val="0"/>
+                <w:i w:val="0"/>
+                <w:color w:val="1B2340"/>
+                <w:sz w:val="18"/>
+                <w:szCs w:val="18"/>
+                <w:rtl/>
+              </w:rPr>
+              <w:t>30–32s</w:t>
+            </w:r>
+          </w:p>
+        </w:tc>
+      </w:tr>
     </w:tbl>
+    <w:p>
+      <w:pPr>
+        <w:bidi/>
+        <w:spacing w:after="20" w:before="240" w:line="324" w:lineRule="auto"/>
+        <w:jc w:val="right"/>
+      </w:pPr>
+      <w:r>
+        <w:rPr>
+          <w:rFonts w:ascii="Tahoma" w:hAnsi="Tahoma" w:cs="Tahoma"/>
+          <w:b/>
+          <w:i w:val="0"/>
+          <w:color w:val="B8892E"/>
+          <w:sz w:val="19"/>
+          <w:szCs w:val="19"/>
+          <w:rtl/>
+        </w:rPr>
+        <w:t>هوكات ومفاجآت متتالية</w:t>
+      </w:r>
+    </w:p>
+    <w:p>
+      <w:pPr>
+        <w:bidi/>
+        <w:spacing w:after="60" w:before="0" w:line="264" w:lineRule="auto"/>
+        <w:jc w:val="right"/>
+      </w:pPr>
+      <w:r>
+        <w:rPr>
+          <w:rFonts w:ascii="Tahoma" w:hAnsi="Tahoma" w:cs="Tahoma"/>
+          <w:b/>
+          <w:i w:val="0"/>
+          <w:color w:val="0E1A3A"/>
+          <w:sz w:val="31"/>
+          <w:szCs w:val="31"/>
+          <w:rtl/>
+        </w:rPr>
+        <w:t>خريطة التشويق — لماذا يُشاهد حتى النهاية</w:t>
+      </w:r>
+    </w:p>
+    <w:tbl>
+      <w:tblPr>
+        <w:tblW w:type="auto" w:w="0"/>
+        <w:jc w:val="right"/>
+        <w:tblBorders>
+          <w:top w:val="none" w:sz="0" w:space="0" w:color="auto"/>
+          <w:left w:val="none" w:sz="0" w:space="0" w:color="auto"/>
+          <w:bottom w:val="none" w:sz="0" w:space="0" w:color="auto"/>
+          <w:right w:val="none" w:sz="0" w:space="0" w:color="auto"/>
+          <w:insideH w:val="none" w:sz="0" w:space="0" w:color="auto"/>
+          <w:insideV w:val="none" w:sz="0" w:space="0" w:color="auto"/>
+        </w:tblBorders>
+        <w:tblLayout w:type="fixed"/>
+        <w:tblCellMar>
+          <w:top w:w="0" w:type="dxa"/>
+          <w:bottom w:w="0" w:type="dxa"/>
+          <w:left w:w="0" w:type="dxa"/>
+          <w:right w:w="0" w:type="dxa"/>
+        </w:tblCellMar>
+        <w:tblLook w:firstColumn="1" w:firstRow="1" w:lastColumn="0" w:lastRow="0" w:noHBand="0" w:noVBand="1" w:val="04A0"/>
+      </w:tblPr>
+      <w:tblGrid>
+        <w:gridCol w:w="10091"/>
+      </w:tblGrid>
+      <w:tr>
+        <w:trPr>
+          <w:trHeight w:val="40" w:hRule="exact"/>
+        </w:trPr>
+        <w:tc>
+          <w:tcPr>
+            <w:tcW w:type="dxa" w:w="10091"/>
+            <w:shd w:fill="B8892E" w:val="clear" w:color="auto"/>
+          </w:tcPr>
+          <w:p>
+            <w:pPr>
+              <w:bidi/>
+              <w:spacing w:after="0" w:before="0" w:line="240" w:lineRule="auto"/>
+              <w:jc w:val="right"/>
+            </w:pPr>
+            <w:r>
+              <w:rPr>
+                <w:rFonts w:ascii="Tahoma" w:hAnsi="Tahoma" w:cs="Tahoma"/>
+                <w:b w:val="0"/>
+                <w:i w:val="0"/>
+                <w:color w:val="1B2340"/>
+                <w:sz w:val="2"/>
+                <w:szCs w:val="2"/>
+                <w:rtl/>
+              </w:rPr>
+            </w:r>
+          </w:p>
+        </w:tc>
+      </w:tr>
+    </w:tbl>
+    <w:tbl>
+      <w:tblPr>
+        <w:tblW w:type="auto" w:w="0"/>
+        <w:jc w:val="right"/>
+        <w:tblBorders>
+          <w:top w:val="none" w:sz="0" w:space="0" w:color="auto"/>
+          <w:left w:val="none" w:sz="0" w:space="0" w:color="auto"/>
+          <w:bottom w:val="none" w:sz="0" w:space="0" w:color="auto"/>
+          <w:right w:val="none" w:sz="0" w:space="0" w:color="auto"/>
+          <w:insideH w:val="none" w:sz="0" w:space="0" w:color="auto"/>
+          <w:insideV w:val="none" w:sz="0" w:space="0" w:color="auto"/>
+        </w:tblBorders>
+        <w:tblLayout w:type="fixed"/>
+        <w:tblCellMar>
+          <w:top w:w="140" w:type="dxa"/>
+          <w:bottom w:w="140" w:type="dxa"/>
+          <w:left w:w="170" w:type="dxa"/>
+          <w:right w:w="190" w:type="dxa"/>
+        </w:tblCellMar>
+        <w:tblLook w:firstColumn="1" w:firstRow="1" w:lastColumn="0" w:lastRow="0" w:noHBand="0" w:noVBand="1" w:val="04A0"/>
+      </w:tblPr>
+      <w:tblGrid>
+        <w:gridCol w:w="10091"/>
+      </w:tblGrid>
+      <w:tr>
+        <w:tc>
+          <w:tcPr>
+            <w:tcW w:type="dxa" w:w="10091"/>
+            <w:tcBorders>
+              <w:right w:val="single" w:sz="36" w:space="0" w:color="0E1A3A"/>
+            </w:tcBorders>
+            <w:shd w:fill="EDF0F8" w:val="clear" w:color="auto"/>
+          </w:tcPr>
+          <w:p>
+            <w:pPr>
+              <w:bidi/>
+              <w:spacing w:after="80" w:before="0" w:line="324" w:lineRule="auto"/>
+              <w:jc w:val="right"/>
+            </w:pPr>
+            <w:r>
+              <w:rPr>
+                <w:rFonts w:ascii="Tahoma" w:hAnsi="Tahoma" w:cs="Tahoma"/>
+                <w:b/>
+                <w:i w:val="0"/>
+                <w:color w:val="0E1A3A"/>
+                <w:sz w:val="24"/>
+                <w:szCs w:val="24"/>
+                <w:rtl/>
+              </w:rPr>
+              <w:t>المبدأ</w:t>
+            </w:r>
+          </w:p>
+          <w:p>
+            <w:pPr>
+              <w:bidi/>
+              <w:spacing w:after="40" w:before="0" w:line="336" w:lineRule="auto"/>
+              <w:jc w:val="right"/>
+            </w:pPr>
+            <w:r>
+              <w:rPr>
+                <w:rFonts w:ascii="Tahoma" w:hAnsi="Tahoma" w:cs="Tahoma"/>
+                <w:b w:val="0"/>
+                <w:i w:val="0"/>
+                <w:color w:val="1B2340"/>
+                <w:sz w:val="22"/>
+                <w:szCs w:val="22"/>
+                <w:rtl/>
+              </w:rPr>
+              <w:t>افتتاح صادم · حلقات فضول تُفتح وتُغلق تباعاً · قطعات سريعة · كابشن تشويقي فوق كل مشهد · ذروة عاطفية · مفاجأة أخيرة تصنع المشاركة.</w:t>
+            </w:r>
+          </w:p>
+        </w:tc>
+      </w:tr>
+    </w:tbl>
+    <w:p>
+      <w:pPr>
+        <w:bidi/>
+        <w:spacing w:after="40" w:before="0" w:line="324" w:lineRule="auto"/>
+        <w:jc w:val="right"/>
+      </w:pPr>
+      <w:r>
+        <w:rPr>
+          <w:rFonts w:ascii="Tahoma" w:hAnsi="Tahoma" w:cs="Tahoma"/>
+          <w:b w:val="0"/>
+          <w:i w:val="0"/>
+          <w:color w:val="1B2340"/>
+          <w:sz w:val="8"/>
+          <w:szCs w:val="8"/>
+          <w:rtl/>
+        </w:rPr>
+      </w:r>
+    </w:p>
+    <w:p>
+      <w:pPr>
+        <w:bidi/>
+        <w:spacing w:after="60" w:before="0" w:line="336" w:lineRule="auto"/>
+        <w:ind w:left="227"/>
+        <w:jc w:val="right"/>
+      </w:pPr>
+      <w:r>
+        <w:rPr>
+          <w:rFonts w:ascii="Tahoma" w:hAnsi="Tahoma" w:cs="Tahoma"/>
+          <w:b/>
+          <w:i w:val="0"/>
+          <w:color w:val="B8892E"/>
+          <w:sz w:val="22"/>
+          <w:szCs w:val="22"/>
+          <w:rtl/>
+        </w:rPr>
+        <w:t xml:space="preserve">•  </w:t>
+      </w:r>
+      <w:r>
+        <w:rPr>
+          <w:rFonts w:ascii="Tahoma" w:hAnsi="Tahoma" w:cs="Tahoma"/>
+          <w:b w:val="0"/>
+          <w:i w:val="0"/>
+          <w:color w:val="1B2340"/>
+          <w:sz w:val="22"/>
+          <w:szCs w:val="22"/>
+          <w:rtl/>
+        </w:rPr>
+        <w:t>٠–٣ث خطّاف صادم: طفلٌ يُقدّم استقالته! (سؤال فوري: ليش؟)</w:t>
+      </w:r>
+    </w:p>
+    <w:p>
+      <w:pPr>
+        <w:bidi/>
+        <w:spacing w:after="60" w:before="0" w:line="336" w:lineRule="auto"/>
+        <w:ind w:left="227"/>
+        <w:jc w:val="right"/>
+      </w:pPr>
+      <w:r>
+        <w:rPr>
+          <w:rFonts w:ascii="Tahoma" w:hAnsi="Tahoma" w:cs="Tahoma"/>
+          <w:b/>
+          <w:i w:val="0"/>
+          <w:color w:val="B8892E"/>
+          <w:sz w:val="22"/>
+          <w:szCs w:val="22"/>
+          <w:rtl/>
+        </w:rPr>
+        <w:t xml:space="preserve">•  </w:t>
+      </w:r>
+      <w:r>
+        <w:rPr>
+          <w:rFonts w:ascii="Tahoma" w:hAnsi="Tahoma" w:cs="Tahoma"/>
+          <w:b w:val="0"/>
+          <w:i w:val="0"/>
+          <w:color w:val="1B2340"/>
+          <w:sz w:val="22"/>
+          <w:szCs w:val="22"/>
+          <w:rtl/>
+        </w:rPr>
+        <w:t>٣–٦ث مفاجأة: جاء مجهّزاً بورقة ثانية (حلقة: وش خطته؟)</w:t>
+      </w:r>
+    </w:p>
+    <w:p>
+      <w:pPr>
+        <w:bidi/>
+        <w:spacing w:after="60" w:before="0" w:line="336" w:lineRule="auto"/>
+        <w:ind w:left="227"/>
+        <w:jc w:val="right"/>
+      </w:pPr>
+      <w:r>
+        <w:rPr>
+          <w:rFonts w:ascii="Tahoma" w:hAnsi="Tahoma" w:cs="Tahoma"/>
+          <w:b/>
+          <w:i w:val="0"/>
+          <w:color w:val="B8892E"/>
+          <w:sz w:val="22"/>
+          <w:szCs w:val="22"/>
+          <w:rtl/>
+        </w:rPr>
+        <w:t xml:space="preserve">•  </w:t>
+      </w:r>
+      <w:r>
+        <w:rPr>
+          <w:rFonts w:ascii="Tahoma" w:hAnsi="Tahoma" w:cs="Tahoma"/>
+          <w:b w:val="0"/>
+          <w:i w:val="0"/>
+          <w:color w:val="1B2340"/>
+          <w:sz w:val="22"/>
+          <w:szCs w:val="22"/>
+          <w:rtl/>
+        </w:rPr>
+        <w:t>٦–٩ث انعكاس توقّع: المديرة تحترم قراره وتوقّع بلا جدال.</w:t>
+      </w:r>
+    </w:p>
+    <w:p>
+      <w:pPr>
+        <w:bidi/>
+        <w:spacing w:after="60" w:before="0" w:line="336" w:lineRule="auto"/>
+        <w:ind w:left="227"/>
+        <w:jc w:val="right"/>
+      </w:pPr>
+      <w:r>
+        <w:rPr>
+          <w:rFonts w:ascii="Tahoma" w:hAnsi="Tahoma" w:cs="Tahoma"/>
+          <w:b/>
+          <w:i w:val="0"/>
+          <w:color w:val="B8892E"/>
+          <w:sz w:val="22"/>
+          <w:szCs w:val="22"/>
+          <w:rtl/>
+        </w:rPr>
+        <w:t xml:space="preserve">•  </w:t>
+      </w:r>
+      <w:r>
+        <w:rPr>
+          <w:rFonts w:ascii="Tahoma" w:hAnsi="Tahoma" w:cs="Tahoma"/>
+          <w:b w:val="0"/>
+          <w:i w:val="0"/>
+          <w:color w:val="1B2340"/>
+          <w:sz w:val="22"/>
+          <w:szCs w:val="22"/>
+          <w:rtl/>
+        </w:rPr>
+        <w:t>٩–١١ث قطع سريع يعيد شدّ الانتباه (وين رايح؟).</w:t>
+      </w:r>
+    </w:p>
+    <w:p>
+      <w:pPr>
+        <w:bidi/>
+        <w:spacing w:after="60" w:before="0" w:line="336" w:lineRule="auto"/>
+        <w:ind w:left="227"/>
+        <w:jc w:val="right"/>
+      </w:pPr>
+      <w:r>
+        <w:rPr>
+          <w:rFonts w:ascii="Tahoma" w:hAnsi="Tahoma" w:cs="Tahoma"/>
+          <w:b/>
+          <w:i w:val="0"/>
+          <w:color w:val="B8892E"/>
+          <w:sz w:val="22"/>
+          <w:szCs w:val="22"/>
+          <w:rtl/>
+        </w:rPr>
+        <w:t xml:space="preserve">•  </w:t>
+      </w:r>
+      <w:r>
+        <w:rPr>
+          <w:rFonts w:ascii="Tahoma" w:hAnsi="Tahoma" w:cs="Tahoma"/>
+          <w:b w:val="0"/>
+          <w:i w:val="0"/>
+          <w:color w:val="1B2340"/>
+          <w:sz w:val="22"/>
+          <w:szCs w:val="22"/>
+          <w:rtl/>
+        </w:rPr>
+        <w:t>١١–١٦ث دفءٌ غير متوقّع: «كنّا ننتظرك» (حلقة جديدة تُفتح).</w:t>
+      </w:r>
+    </w:p>
+    <w:p>
+      <w:pPr>
+        <w:bidi/>
+        <w:spacing w:after="60" w:before="0" w:line="336" w:lineRule="auto"/>
+        <w:ind w:left="227"/>
+        <w:jc w:val="right"/>
+      </w:pPr>
+      <w:r>
+        <w:rPr>
+          <w:rFonts w:ascii="Tahoma" w:hAnsi="Tahoma" w:cs="Tahoma"/>
+          <w:b/>
+          <w:i w:val="0"/>
+          <w:color w:val="B8892E"/>
+          <w:sz w:val="22"/>
+          <w:szCs w:val="22"/>
+          <w:rtl/>
+        </w:rPr>
+        <w:t xml:space="preserve">•  </w:t>
+      </w:r>
+      <w:r>
+        <w:rPr>
+          <w:rFonts w:ascii="Tahoma" w:hAnsi="Tahoma" w:cs="Tahoma"/>
+          <w:b w:val="0"/>
+          <w:i w:val="0"/>
+          <w:color w:val="1B2340"/>
+          <w:sz w:val="22"/>
+          <w:szCs w:val="22"/>
+          <w:rtl/>
+        </w:rPr>
+        <w:t>١٦–٢١ث ذروة الفضول: «وخلف هذا الباب…» نُمسك النَفَس.</w:t>
+      </w:r>
+    </w:p>
+    <w:p>
+      <w:pPr>
+        <w:bidi/>
+        <w:spacing w:after="60" w:before="0" w:line="336" w:lineRule="auto"/>
+        <w:ind w:left="227"/>
+        <w:jc w:val="right"/>
+      </w:pPr>
+      <w:r>
+        <w:rPr>
+          <w:rFonts w:ascii="Tahoma" w:hAnsi="Tahoma" w:cs="Tahoma"/>
+          <w:b/>
+          <w:i w:val="0"/>
+          <w:color w:val="B8892E"/>
+          <w:sz w:val="22"/>
+          <w:szCs w:val="22"/>
+          <w:rtl/>
+        </w:rPr>
+        <w:t xml:space="preserve">•  </w:t>
+      </w:r>
+      <w:r>
+        <w:rPr>
+          <w:rFonts w:ascii="Tahoma" w:hAnsi="Tahoma" w:cs="Tahoma"/>
+          <w:b w:val="0"/>
+          <w:i w:val="0"/>
+          <w:color w:val="1B2340"/>
+          <w:sz w:val="22"/>
+          <w:szCs w:val="22"/>
+          <w:rtl/>
+        </w:rPr>
+        <w:t>٢١–٢٤ث الكشف: نورٌ وترحيبٌ دافئ.</w:t>
+      </w:r>
+    </w:p>
+    <w:p>
+      <w:pPr>
+        <w:bidi/>
+        <w:spacing w:after="60" w:before="0" w:line="336" w:lineRule="auto"/>
+        <w:ind w:left="227"/>
+        <w:jc w:val="right"/>
+      </w:pPr>
+      <w:r>
+        <w:rPr>
+          <w:rFonts w:ascii="Tahoma" w:hAnsi="Tahoma" w:cs="Tahoma"/>
+          <w:b/>
+          <w:i w:val="0"/>
+          <w:color w:val="B8892E"/>
+          <w:sz w:val="22"/>
+          <w:szCs w:val="22"/>
+          <w:rtl/>
+        </w:rPr>
+        <w:t xml:space="preserve">•  </w:t>
+      </w:r>
+      <w:r>
+        <w:rPr>
+          <w:rFonts w:ascii="Tahoma" w:hAnsi="Tahoma" w:cs="Tahoma"/>
+          <w:b w:val="0"/>
+          <w:i w:val="0"/>
+          <w:color w:val="1B2340"/>
+          <w:sz w:val="22"/>
+          <w:szCs w:val="22"/>
+          <w:rtl/>
+        </w:rPr>
+        <w:t>٢٤–٢٧ث الدفعة العاطفية: الابتسامة والضحكة الصادقة.</w:t>
+      </w:r>
+    </w:p>
+    <w:p>
+      <w:pPr>
+        <w:bidi/>
+        <w:spacing w:after="60" w:before="0" w:line="336" w:lineRule="auto"/>
+        <w:ind w:left="227"/>
+        <w:jc w:val="right"/>
+      </w:pPr>
+      <w:r>
+        <w:rPr>
+          <w:rFonts w:ascii="Tahoma" w:hAnsi="Tahoma" w:cs="Tahoma"/>
+          <w:b/>
+          <w:i w:val="0"/>
+          <w:color w:val="B8892E"/>
+          <w:sz w:val="22"/>
+          <w:szCs w:val="22"/>
+          <w:rtl/>
+        </w:rPr>
+        <w:t xml:space="preserve">•  </w:t>
+      </w:r>
+      <w:r>
+        <w:rPr>
+          <w:rFonts w:ascii="Tahoma" w:hAnsi="Tahoma" w:cs="Tahoma"/>
+          <w:b w:val="0"/>
+          <w:i w:val="0"/>
+          <w:color w:val="1B2340"/>
+          <w:sz w:val="22"/>
+          <w:szCs w:val="22"/>
+          <w:rtl/>
+        </w:rPr>
+        <w:t>٢٧–٣٠ث الدعوة: نداءٌ واحد واضح + إلحاح (العدد محدود).</w:t>
+      </w:r>
+    </w:p>
+    <w:p>
+      <w:pPr>
+        <w:bidi/>
+        <w:spacing w:after="60" w:before="0" w:line="336" w:lineRule="auto"/>
+        <w:ind w:left="227"/>
+        <w:jc w:val="right"/>
+      </w:pPr>
+      <w:r>
+        <w:rPr>
+          <w:rFonts w:ascii="Tahoma" w:hAnsi="Tahoma" w:cs="Tahoma"/>
+          <w:b/>
+          <w:i w:val="0"/>
+          <w:color w:val="B8892E"/>
+          <w:sz w:val="22"/>
+          <w:szCs w:val="22"/>
+          <w:rtl/>
+        </w:rPr>
+        <w:t xml:space="preserve">•  </w:t>
+      </w:r>
+      <w:r>
+        <w:rPr>
+          <w:rFonts w:ascii="Tahoma" w:hAnsi="Tahoma" w:cs="Tahoma"/>
+          <w:b w:val="0"/>
+          <w:i w:val="0"/>
+          <w:color w:val="1B2340"/>
+          <w:sz w:val="22"/>
+          <w:szCs w:val="22"/>
+          <w:rtl/>
+        </w:rPr>
+        <w:t>٣٠–٣٢ث زرٌّ ختامي: «مين التالي؟» يكافئ من أكمل ويحفّز المشاركة.</w:t>
+      </w:r>
+    </w:p>
     <w:p>
       <w:r>
         <w:br w:type="page"/>
@@ -2540,7 +3303,7 @@
                 <w:szCs w:val="22"/>
                 <w:rtl/>
               </w:rPr>
-              <w:t>الخطّاف ← سببٌ واحد قوي ← الابتسامة ← «العدد محدود، سجّل الآن». الأنسب لسناب وتيك توك.</w:t>
+              <w:t>الافتتاح الصادم (الاستقالة) ← «تم تسجيلك في الفلك المنير» ← الابتسامة ← «العدد محدود، سجّل الآن». الأعلى تحويلاً على سناب وتيك توك.</w:t>
             </w:r>
           </w:p>
         </w:tc>
